--- a/docs/项目小白说明文档.docx
+++ b/docs/项目小白说明文档.docx
@@ -73,7 +73,7 @@
                 <w:color w:val="000000"/>
                 <w:sz w:val="21"/>
               </w:rPr>
-              <w:t>截至 2026-08-14：1604 项测试收集，1603 passed、1 skipped、0 failed；正式样本外 Sharpe 约 -0.337，未达到 0.5；真实行情模拟盘证据为 1/7 天。</w:t>
+              <w:t>截至 2026-08-14：1609 项测试收集，1608 passed、1 skipped、0 failed；正式样本外 Sharpe 约 -0.337，未达到 0.5；真实行情模拟盘证据为 1/7 天。</w:t>
             </w:r>
           </w:p>
         </w:tc>

--- a/docs/项目小白说明文档.docx
+++ b/docs/项目小白说明文档.docx
@@ -73,7 +73,7 @@
                 <w:color w:val="000000"/>
                 <w:sz w:val="21"/>
               </w:rPr>
-              <w:t>截至 2026-08-14：1609 项测试收集，1608 passed、1 skipped、0 failed；正式样本外 Sharpe 约 -0.337，未达到 0.5；真实行情模拟盘证据为 1/7 天。</w:t>
+              <w:t>截至 2026-08-14：1621 项测试收集，1620 passed、1 skipped、0 failed；正式样本外 Sharpe 约 -0.337，未达到 0.5；真实行情模拟盘证据为 1/7 天。</w:t>
             </w:r>
           </w:p>
         </w:tc>
@@ -206,6 +206,9 @@
         <w:gridCol w:w="3362"/>
       </w:tblGrid>
       <w:tr>
+        <w:trPr>
+          <w:tblHeader w:val="true"/>
+        </w:trPr>
         <w:tc>
           <w:tcPr>
             <w:tcW w:type="dxa" w:w="1814"/>
@@ -549,7 +552,7 @@
     </w:p>
     <w:p>
       <w:pPr>
-        <w:pStyle w:val="Heading3"/>
+        <w:pStyle w:val="Heading2"/>
       </w:pPr>
       <w:r>
         <w:t>Python</w:t>
@@ -568,7 +571,7 @@
     </w:p>
     <w:p>
       <w:pPr>
-        <w:pStyle w:val="Heading3"/>
+        <w:pStyle w:val="Heading2"/>
       </w:pPr>
       <w:r>
         <w:t>虚拟环境 .venv</w:t>
@@ -587,7 +590,7 @@
     </w:p>
     <w:p>
       <w:pPr>
-        <w:pStyle w:val="Heading3"/>
+        <w:pStyle w:val="Heading2"/>
       </w:pPr>
       <w:r>
         <w:t>依赖</w:t>
@@ -606,7 +609,7 @@
     </w:p>
     <w:p>
       <w:pPr>
-        <w:pStyle w:val="Heading3"/>
+        <w:pStyle w:val="Heading2"/>
       </w:pPr>
       <w:r>
         <w:t>API</w:t>
@@ -625,7 +628,7 @@
     </w:p>
     <w:p>
       <w:pPr>
-        <w:pStyle w:val="Heading3"/>
+        <w:pStyle w:val="Heading2"/>
       </w:pPr>
       <w:r>
         <w:t>FastAPI</w:t>
@@ -644,7 +647,7 @@
     </w:p>
     <w:p>
       <w:pPr>
-        <w:pStyle w:val="Heading3"/>
+        <w:pStyle w:val="Heading2"/>
       </w:pPr>
       <w:r>
         <w:t>JSON</w:t>
@@ -663,7 +666,7 @@
     </w:p>
     <w:p>
       <w:pPr>
-        <w:pStyle w:val="Heading3"/>
+        <w:pStyle w:val="Heading2"/>
       </w:pPr>
       <w:r>
         <w:t>SQLite</w:t>
@@ -682,7 +685,7 @@
     </w:p>
     <w:p>
       <w:pPr>
-        <w:pStyle w:val="Heading3"/>
+        <w:pStyle w:val="Heading2"/>
       </w:pPr>
       <w:r>
         <w:t>Agent</w:t>
@@ -701,7 +704,7 @@
     </w:p>
     <w:p>
       <w:pPr>
-        <w:pStyle w:val="Heading3"/>
+        <w:pStyle w:val="Heading2"/>
       </w:pPr>
       <w:r>
         <w:t>LLM</w:t>
@@ -720,7 +723,7 @@
     </w:p>
     <w:p>
       <w:pPr>
-        <w:pStyle w:val="Heading3"/>
+        <w:pStyle w:val="Heading2"/>
       </w:pPr>
       <w:r>
         <w:t>Provider</w:t>
@@ -739,7 +742,7 @@
     </w:p>
     <w:p>
       <w:pPr>
-        <w:pStyle w:val="Heading3"/>
+        <w:pStyle w:val="Heading2"/>
       </w:pPr>
       <w:r>
         <w:t>Factory</w:t>
@@ -758,7 +761,7 @@
     </w:p>
     <w:p>
       <w:pPr>
-        <w:pStyle w:val="Heading3"/>
+        <w:pStyle w:val="Heading2"/>
       </w:pPr>
       <w:r>
         <w:t>Schema</w:t>
@@ -777,7 +780,7 @@
     </w:p>
     <w:p>
       <w:pPr>
-        <w:pStyle w:val="Heading3"/>
+        <w:pStyle w:val="Heading2"/>
       </w:pPr>
       <w:r>
         <w:t>Guardrail</w:t>
@@ -796,7 +799,7 @@
     </w:p>
     <w:p>
       <w:pPr>
-        <w:pStyle w:val="Heading3"/>
+        <w:pStyle w:val="Heading2"/>
       </w:pPr>
       <w:r>
         <w:t>Harness</w:t>
@@ -815,7 +818,7 @@
     </w:p>
     <w:p>
       <w:pPr>
-        <w:pStyle w:val="Heading3"/>
+        <w:pStyle w:val="Heading2"/>
       </w:pPr>
       <w:r>
         <w:t>Loop</w:t>
@@ -834,7 +837,7 @@
     </w:p>
     <w:p>
       <w:pPr>
-        <w:pStyle w:val="Heading3"/>
+        <w:pStyle w:val="Heading2"/>
       </w:pPr>
       <w:r>
         <w:t>Graph/DAG</w:t>
@@ -853,7 +856,7 @@
     </w:p>
     <w:p>
       <w:pPr>
-        <w:pStyle w:val="Heading3"/>
+        <w:pStyle w:val="Heading2"/>
       </w:pPr>
       <w:r>
         <w:t>LangGraph</w:t>
@@ -872,7 +875,7 @@
     </w:p>
     <w:p>
       <w:pPr>
-        <w:pStyle w:val="Heading3"/>
+        <w:pStyle w:val="Heading2"/>
       </w:pPr>
       <w:r>
         <w:t>Node</w:t>
@@ -891,7 +894,7 @@
     </w:p>
     <w:p>
       <w:pPr>
-        <w:pStyle w:val="Heading3"/>
+        <w:pStyle w:val="Heading2"/>
       </w:pPr>
       <w:r>
         <w:t>Checkpoint</w:t>
@@ -910,7 +913,7 @@
     </w:p>
     <w:p>
       <w:pPr>
-        <w:pStyle w:val="Heading3"/>
+        <w:pStyle w:val="Heading2"/>
       </w:pPr>
       <w:r>
         <w:t>interrupt</w:t>
@@ -929,7 +932,7 @@
     </w:p>
     <w:p>
       <w:pPr>
-        <w:pStyle w:val="Heading3"/>
+        <w:pStyle w:val="Heading2"/>
       </w:pPr>
       <w:r>
         <w:t>Mock</w:t>
@@ -948,7 +951,7 @@
     </w:p>
     <w:p>
       <w:pPr>
-        <w:pStyle w:val="Heading3"/>
+        <w:pStyle w:val="Heading2"/>
       </w:pPr>
       <w:r>
         <w:t>MCP</w:t>
@@ -967,7 +970,7 @@
     </w:p>
     <w:p>
       <w:pPr>
-        <w:pStyle w:val="Heading3"/>
+        <w:pStyle w:val="Heading2"/>
       </w:pPr>
       <w:r>
         <w:t>data_status</w:t>
@@ -986,7 +989,7 @@
     </w:p>
     <w:p>
       <w:pPr>
-        <w:pStyle w:val="Heading3"/>
+        <w:pStyle w:val="Heading2"/>
       </w:pPr>
       <w:r>
         <w:t>source</w:t>
@@ -1005,7 +1008,7 @@
     </w:p>
     <w:p>
       <w:pPr>
-        <w:pStyle w:val="Heading3"/>
+        <w:pStyle w:val="Heading2"/>
       </w:pPr>
       <w:r>
         <w:t>updated_at</w:t>
@@ -1288,6 +1291,9 @@
         <w:gridCol w:w="3362"/>
       </w:tblGrid>
       <w:tr>
+        <w:trPr>
+          <w:tblHeader w:val="true"/>
+        </w:trPr>
         <w:tc>
           <w:tcPr>
             <w:tcW w:type="dxa" w:w="2268"/>
@@ -1421,7 +1427,7 @@
                 <w:color w:val="000000"/>
                 <w:sz w:val="18"/>
               </w:rPr>
-              <w:t>86.0%</w:t>
+              <w:t>91.0%</w:t>
             </w:r>
           </w:p>
         </w:tc>
@@ -1504,7 +1510,7 @@
                 <w:color w:val="000000"/>
                 <w:sz w:val="18"/>
               </w:rPr>
-              <w:t>65.0%</w:t>
+              <w:t>67.0%</w:t>
             </w:r>
           </w:p>
         </w:tc>
@@ -1587,7 +1593,7 @@
                 <w:color w:val="000000"/>
                 <w:sz w:val="18"/>
               </w:rPr>
-              <w:t>93.3%</w:t>
+              <w:t>100%</w:t>
             </w:r>
           </w:p>
         </w:tc>
@@ -1614,7 +1620,7 @@
                 <w:color w:val="000000"/>
                 <w:sz w:val="18"/>
               </w:rPr>
-              <w:t>15 条违规测试中拦截了 14 条</w:t>
+              <w:t>预期违规测试全部被识别并拦截</w:t>
             </w:r>
           </w:p>
         </w:tc>
@@ -1670,7 +1676,7 @@
                 <w:color w:val="000000"/>
                 <w:sz w:val="18"/>
               </w:rPr>
-              <w:t>77.8%</w:t>
+              <w:t>93.75%</w:t>
             </w:r>
           </w:p>
         </w:tc>
@@ -1697,7 +1703,7 @@
                 <w:color w:val="000000"/>
                 <w:sz w:val="18"/>
               </w:rPr>
-              <w:t>被拦截的结果中，有多少确实属于违规类</w:t>
+              <w:t>被判定为违规的结果中，确属预期违规的比例</w:t>
             </w:r>
           </w:p>
         </w:tc>
@@ -1753,7 +1759,7 @@
                 <w:color w:val="000000"/>
                 <w:sz w:val="18"/>
               </w:rPr>
-              <w:t>7.5%</w:t>
+              <w:t>0%</w:t>
             </w:r>
           </w:p>
         </w:tc>
@@ -1780,7 +1786,173 @@
                 <w:color w:val="000000"/>
                 <w:sz w:val="18"/>
               </w:rPr>
-              <w:t>正常问题被错误拦截或判异常的比例</w:t>
+              <w:t>40 条正常问题没有被错误拦截</w:t>
+            </w:r>
+          </w:p>
+        </w:tc>
+      </w:tr>
+      <w:tr>
+        <w:tc>
+          <w:tcPr>
+            <w:tcW w:type="dxa" w:w="2268"/>
+            <w:tcBorders>
+              <w:top w:val="single" w:sz="4" w:color="B7C9D6"/>
+              <w:left w:val="single" w:sz="4" w:color="B7C9D6"/>
+              <w:bottom w:val="single" w:sz="4" w:color="B7C9D6"/>
+              <w:right w:val="single" w:sz="4" w:color="B7C9D6"/>
+              <w:insideH w:val="single" w:sz="4" w:color="B7C9D6"/>
+              <w:insideV w:val="single" w:sz="4" w:color="B7C9D6"/>
+            </w:tcBorders>
+            <w:shd w:fill="FFFFFF"/>
+            <w:vAlign w:val="center"/>
+          </w:tcPr>
+          <w:p>
+            <w:r/>
+            <w:r>
+              <w:rPr>
+                <w:rFonts w:ascii="Microsoft YaHei" w:hAnsi="Microsoft YaHei" w:eastAsia="Microsoft YaHei"/>
+                <w:b w:val="0"/>
+                <w:color w:val="000000"/>
+                <w:sz w:val="18"/>
+              </w:rPr>
+              <w:t>固定事实错误</w:t>
+            </w:r>
+          </w:p>
+        </w:tc>
+        <w:tc>
+          <w:tcPr>
+            <w:tcW w:type="dxa" w:w="2268"/>
+            <w:tcBorders>
+              <w:top w:val="single" w:sz="4" w:color="B7C9D6"/>
+              <w:left w:val="single" w:sz="4" w:color="B7C9D6"/>
+              <w:bottom w:val="single" w:sz="4" w:color="B7C9D6"/>
+              <w:right w:val="single" w:sz="4" w:color="B7C9D6"/>
+              <w:insideH w:val="single" w:sz="4" w:color="B7C9D6"/>
+              <w:insideV w:val="single" w:sz="4" w:color="B7C9D6"/>
+            </w:tcBorders>
+            <w:shd w:fill="FFFFFF"/>
+            <w:vAlign w:val="center"/>
+          </w:tcPr>
+          <w:p>
+            <w:r/>
+            <w:r>
+              <w:rPr>
+                <w:rFonts w:ascii="Microsoft YaHei" w:hAnsi="Microsoft YaHei" w:eastAsia="Microsoft YaHei"/>
+                <w:b w:val="0"/>
+                <w:color w:val="000000"/>
+                <w:sz w:val="18"/>
+              </w:rPr>
+              <w:t>0/40</w:t>
+            </w:r>
+          </w:p>
+        </w:tc>
+        <w:tc>
+          <w:tcPr>
+            <w:tcW w:type="dxa" w:w="4535"/>
+            <w:tcBorders>
+              <w:top w:val="single" w:sz="4" w:color="B7C9D6"/>
+              <w:left w:val="single" w:sz="4" w:color="B7C9D6"/>
+              <w:bottom w:val="single" w:sz="4" w:color="B7C9D6"/>
+              <w:right w:val="single" w:sz="4" w:color="B7C9D6"/>
+              <w:insideH w:val="single" w:sz="4" w:color="B7C9D6"/>
+              <w:insideV w:val="single" w:sz="4" w:color="B7C9D6"/>
+            </w:tcBorders>
+            <w:shd w:fill="FFFFFF"/>
+            <w:vAlign w:val="center"/>
+          </w:tcPr>
+          <w:p>
+            <w:r/>
+            <w:r>
+              <w:rPr>
+                <w:rFonts w:ascii="Microsoft YaHei" w:hAnsi="Microsoft YaHei" w:eastAsia="Microsoft YaHei"/>
+                <w:b w:val="0"/>
+                <w:color w:val="000000"/>
+                <w:sz w:val="18"/>
+              </w:rPr>
+              <w:t>本轮事实核验样本未观测到事实篡改；不等于已证明幻觉率永远为零</w:t>
+            </w:r>
+          </w:p>
+        </w:tc>
+      </w:tr>
+      <w:tr>
+        <w:tc>
+          <w:tcPr>
+            <w:tcW w:type="dxa" w:w="2268"/>
+            <w:tcBorders>
+              <w:top w:val="single" w:sz="4" w:color="B7C9D6"/>
+              <w:left w:val="single" w:sz="4" w:color="B7C9D6"/>
+              <w:bottom w:val="single" w:sz="4" w:color="B7C9D6"/>
+              <w:right w:val="single" w:sz="4" w:color="B7C9D6"/>
+              <w:insideH w:val="single" w:sz="4" w:color="B7C9D6"/>
+              <w:insideV w:val="single" w:sz="4" w:color="B7C9D6"/>
+            </w:tcBorders>
+            <w:shd w:fill="FFFFFF"/>
+            <w:vAlign w:val="center"/>
+          </w:tcPr>
+          <w:p>
+            <w:r/>
+            <w:r>
+              <w:rPr>
+                <w:rFonts w:ascii="Microsoft YaHei" w:hAnsi="Microsoft YaHei" w:eastAsia="Microsoft YaHei"/>
+                <w:b w:val="0"/>
+                <w:color w:val="000000"/>
+                <w:sz w:val="18"/>
+              </w:rPr>
+              <w:t>无效下游动作资格</w:t>
+            </w:r>
+          </w:p>
+        </w:tc>
+        <w:tc>
+          <w:tcPr>
+            <w:tcW w:type="dxa" w:w="2268"/>
+            <w:tcBorders>
+              <w:top w:val="single" w:sz="4" w:color="B7C9D6"/>
+              <w:left w:val="single" w:sz="4" w:color="B7C9D6"/>
+              <w:bottom w:val="single" w:sz="4" w:color="B7C9D6"/>
+              <w:right w:val="single" w:sz="4" w:color="B7C9D6"/>
+              <w:insideH w:val="single" w:sz="4" w:color="B7C9D6"/>
+              <w:insideV w:val="single" w:sz="4" w:color="B7C9D6"/>
+            </w:tcBorders>
+            <w:shd w:fill="FFFFFF"/>
+            <w:vAlign w:val="center"/>
+          </w:tcPr>
+          <w:p>
+            <w:r/>
+            <w:r>
+              <w:rPr>
+                <w:rFonts w:ascii="Microsoft YaHei" w:hAnsi="Microsoft YaHei" w:eastAsia="Microsoft YaHei"/>
+                <w:b w:val="0"/>
+                <w:color w:val="000000"/>
+                <w:sz w:val="18"/>
+              </w:rPr>
+              <w:t>OFF 60 -&gt; ON 0</w:t>
+            </w:r>
+          </w:p>
+        </w:tc>
+        <w:tc>
+          <w:tcPr>
+            <w:tcW w:type="dxa" w:w="4535"/>
+            <w:tcBorders>
+              <w:top w:val="single" w:sz="4" w:color="B7C9D6"/>
+              <w:left w:val="single" w:sz="4" w:color="B7C9D6"/>
+              <w:bottom w:val="single" w:sz="4" w:color="B7C9D6"/>
+              <w:right w:val="single" w:sz="4" w:color="B7C9D6"/>
+              <w:insideH w:val="single" w:sz="4" w:color="B7C9D6"/>
+              <w:insideV w:val="single" w:sz="4" w:color="B7C9D6"/>
+            </w:tcBorders>
+            <w:shd w:fill="FFFFFF"/>
+            <w:vAlign w:val="center"/>
+          </w:tcPr>
+          <w:p>
+            <w:r/>
+            <w:r>
+              <w:rPr>
+                <w:rFonts w:ascii="Microsoft YaHei" w:hAnsi="Microsoft YaHei" w:eastAsia="Microsoft YaHei"/>
+                <w:b w:val="0"/>
+                <w:color w:val="000000"/>
+                <w:sz w:val="18"/>
+              </w:rPr>
+              <w:t>不合格输出经过 Harness 后不再有资格触发下游动作</w:t>
             </w:r>
           </w:p>
         </w:tc>
@@ -1836,7 +2008,7 @@
                 <w:color w:val="000000"/>
                 <w:sz w:val="18"/>
               </w:rPr>
-              <w:t>1.831/2.656/3.709 秒</w:t>
+              <w:t>2.144/2.821/5.002 秒</w:t>
             </w:r>
           </w:p>
         </w:tc>
@@ -1953,7 +2125,7 @@
           <w:color w:val="000000"/>
           <w:sz w:val="21"/>
         </w:rPr>
-        <w:t>安装依赖：.\.venv\Scripts\python.exe -m pip install -e '.[dev,ui]'。</w:t>
+        <w:t>安装依赖：.\.venv\Scripts\python.exe -m pip install -e '.[dev,ui,docs]'。</w:t>
       </w:r>
     </w:p>
     <w:p>
@@ -1981,7 +2153,21 @@
           <w:color w:val="000000"/>
           <w:sz w:val="21"/>
         </w:rPr>
-        <w:t>启动后端：.\.venv\Scripts\python.exe -m uvicorn src.agent_platform.api.main:app --host 127.0.0.1 --port 8003。</w:t>
+        <w:t>推荐启动：.\Scripts\start_project.ps1（默认使用 127.0.0.1:8003，并执行必要的启动前检查）。</w:t>
+      </w:r>
+    </w:p>
+    <w:p>
+      <w:pPr>
+        <w:pStyle w:val="ListNumber"/>
+      </w:pPr>
+      <w:r>
+        <w:rPr>
+          <w:rFonts w:ascii="Microsoft YaHei" w:hAnsi="Microsoft YaHei" w:eastAsia="Microsoft YaHei"/>
+          <w:b w:val="0"/>
+          <w:color w:val="000000"/>
+          <w:sz w:val="21"/>
+        </w:rPr>
+        <w:t>手动启动：.\.venv\Scripts\python.exe -m uvicorn agent_platform.api.main:app --host 127.0.0.1 --port 8003。</w:t>
       </w:r>
     </w:p>
     <w:p>
@@ -2033,6 +2219,9 @@
         <w:gridCol w:w="3362"/>
       </w:tblGrid>
       <w:tr>
+        <w:trPr>
+          <w:tblHeader w:val="true"/>
+        </w:trPr>
         <w:tc>
           <w:tcPr>
             <w:tcW w:type="dxa" w:w="2268"/>

--- a/docs/项目小白说明文档.docx
+++ b/docs/项目小白说明文档.docx
@@ -73,7 +73,7 @@
                 <w:color w:val="000000"/>
                 <w:sz w:val="21"/>
               </w:rPr>
-              <w:t>截至 2026-08-14：1621 项测试收集，1620 passed、1 skipped、0 failed；正式样本外 Sharpe 约 -0.337，未达到 0.5；真实行情模拟盘证据为 1/7 天。</w:t>
+              <w:t>截至 2026-08-14：1622 项测试收集，1621 passed、1 skipped、0 failed；正式样本外 Sharpe 约 -0.337，未达到 0.5；真实行情模拟盘证据为 1/7 天。</w:t>
             </w:r>
           </w:p>
         </w:tc>

--- a/docs/项目小白说明文档.docx
+++ b/docs/项目小白说明文档.docx
@@ -73,7 +73,7 @@
                 <w:color w:val="000000"/>
                 <w:sz w:val="21"/>
               </w:rPr>
-              <w:t>截至 2026-08-14：1622 项测试收集，1621 passed、1 skipped、0 failed；正式样本外 Sharpe 约 -0.337，未达到 0.5；真实行情模拟盘证据为 1/7 天。</w:t>
+              <w:t>截至 2026-08-14：1658 项测试收集，1657 passed、1 skipped、0 failed；正式样本外 Sharpe 约 -0.337，未达到 0.5；真实行情模拟盘证据为 1/7 天。</w:t>
             </w:r>
           </w:p>
         </w:tc>
@@ -171,7 +171,7 @@
           <w:color w:val="000000"/>
           <w:sz w:val="21"/>
         </w:rPr>
-        <w:t>前端就是你看见和点击的网页：输入框、按钮、图表、状态卡片都属于前端。项目中的主要前端是 frontend_prototype.html，备用前端是 Streamlit 页面。后端是藏在电脑后台的 Python 程序：它接收前端请求，计算、调用数据、保存记录，再把结果返回。</w:t>
+        <w:t>前端就是你看见和点击的网页：输入框、按钮、图表、状态卡片都属于前端。项目使用 frontend_prototype.html 作为唯一主前端。后端是藏在电脑后台的 Python 程序：它接收前端请求，计算、调用数据、保存记录，再把结果返回。</w:t>
       </w:r>
     </w:p>
     <w:p>
@@ -1036,6 +1036,10 @@
     <w:p>
       <w:pPr>
         <w:pStyle w:val="ListNumber"/>
+        <w:numPr>
+          <w:ilvl w:val="0"/>
+          <w:numId w:val="10"/>
+        </w:numPr>
       </w:pPr>
       <w:r>
         <w:rPr>
@@ -1050,6 +1054,10 @@
     <w:p>
       <w:pPr>
         <w:pStyle w:val="ListNumber"/>
+        <w:numPr>
+          <w:ilvl w:val="0"/>
+          <w:numId w:val="10"/>
+        </w:numPr>
       </w:pPr>
       <w:r>
         <w:rPr>
@@ -1064,6 +1072,10 @@
     <w:p>
       <w:pPr>
         <w:pStyle w:val="ListNumber"/>
+        <w:numPr>
+          <w:ilvl w:val="0"/>
+          <w:numId w:val="10"/>
+        </w:numPr>
       </w:pPr>
       <w:r>
         <w:rPr>
@@ -1078,6 +1090,10 @@
     <w:p>
       <w:pPr>
         <w:pStyle w:val="ListNumber"/>
+        <w:numPr>
+          <w:ilvl w:val="0"/>
+          <w:numId w:val="10"/>
+        </w:numPr>
       </w:pPr>
       <w:r>
         <w:rPr>
@@ -1092,6 +1108,10 @@
     <w:p>
       <w:pPr>
         <w:pStyle w:val="ListNumber"/>
+        <w:numPr>
+          <w:ilvl w:val="0"/>
+          <w:numId w:val="10"/>
+        </w:numPr>
       </w:pPr>
       <w:r>
         <w:rPr>
@@ -1106,6 +1126,10 @@
     <w:p>
       <w:pPr>
         <w:pStyle w:val="ListNumber"/>
+        <w:numPr>
+          <w:ilvl w:val="0"/>
+          <w:numId w:val="10"/>
+        </w:numPr>
       </w:pPr>
       <w:r>
         <w:rPr>
@@ -1120,6 +1144,10 @@
     <w:p>
       <w:pPr>
         <w:pStyle w:val="ListNumber"/>
+        <w:numPr>
+          <w:ilvl w:val="0"/>
+          <w:numId w:val="10"/>
+        </w:numPr>
       </w:pPr>
       <w:r>
         <w:rPr>
@@ -1134,6 +1162,10 @@
     <w:p>
       <w:pPr>
         <w:pStyle w:val="ListNumber"/>
+        <w:numPr>
+          <w:ilvl w:val="0"/>
+          <w:numId w:val="10"/>
+        </w:numPr>
       </w:pPr>
       <w:r>
         <w:rPr>
@@ -2075,6 +2107,10 @@
     <w:p>
       <w:pPr>
         <w:pStyle w:val="ListNumber"/>
+        <w:numPr>
+          <w:ilvl w:val="0"/>
+          <w:numId w:val="11"/>
+        </w:numPr>
       </w:pPr>
       <w:r>
         <w:rPr>
@@ -2089,6 +2125,10 @@
     <w:p>
       <w:pPr>
         <w:pStyle w:val="ListNumber"/>
+        <w:numPr>
+          <w:ilvl w:val="0"/>
+          <w:numId w:val="11"/>
+        </w:numPr>
       </w:pPr>
       <w:r>
         <w:rPr>
@@ -2103,6 +2143,10 @@
     <w:p>
       <w:pPr>
         <w:pStyle w:val="ListNumber"/>
+        <w:numPr>
+          <w:ilvl w:val="0"/>
+          <w:numId w:val="11"/>
+        </w:numPr>
       </w:pPr>
       <w:r>
         <w:rPr>
@@ -2117,6 +2161,10 @@
     <w:p>
       <w:pPr>
         <w:pStyle w:val="ListNumber"/>
+        <w:numPr>
+          <w:ilvl w:val="0"/>
+          <w:numId w:val="11"/>
+        </w:numPr>
       </w:pPr>
       <w:r>
         <w:rPr>
@@ -2131,6 +2179,10 @@
     <w:p>
       <w:pPr>
         <w:pStyle w:val="ListNumber"/>
+        <w:numPr>
+          <w:ilvl w:val="0"/>
+          <w:numId w:val="11"/>
+        </w:numPr>
       </w:pPr>
       <w:r>
         <w:rPr>
@@ -2145,6 +2197,10 @@
     <w:p>
       <w:pPr>
         <w:pStyle w:val="ListNumber"/>
+        <w:numPr>
+          <w:ilvl w:val="0"/>
+          <w:numId w:val="11"/>
+        </w:numPr>
       </w:pPr>
       <w:r>
         <w:rPr>
@@ -2159,6 +2215,10 @@
     <w:p>
       <w:pPr>
         <w:pStyle w:val="ListNumber"/>
+        <w:numPr>
+          <w:ilvl w:val="0"/>
+          <w:numId w:val="11"/>
+        </w:numPr>
       </w:pPr>
       <w:r>
         <w:rPr>
@@ -2173,6 +2233,10 @@
     <w:p>
       <w:pPr>
         <w:pStyle w:val="ListNumber"/>
+        <w:numPr>
+          <w:ilvl w:val="0"/>
+          <w:numId w:val="11"/>
+        </w:numPr>
       </w:pPr>
       <w:r>
         <w:rPr>
@@ -2187,6 +2251,10 @@
     <w:p>
       <w:pPr>
         <w:pStyle w:val="ListNumber"/>
+        <w:numPr>
+          <w:ilvl w:val="0"/>
+          <w:numId w:val="11"/>
+        </w:numPr>
       </w:pPr>
       <w:r>
         <w:rPr>
@@ -2911,7 +2979,134 @@
         <w:pStyle w:val="Heading1"/>
       </w:pPr>
       <w:r>
-        <w:t>第十三部分：你必须记住的边界</w:t>
+        <w:t>第十三部分：上传服务器（小白版）</w:t>
+      </w:r>
+    </w:p>
+    <w:p>
+      <w:r>
+        <w:rPr>
+          <w:rFonts w:ascii="Microsoft YaHei" w:hAnsi="Microsoft YaHei" w:eastAsia="Microsoft YaHei"/>
+          <w:b w:val="0"/>
+          <w:color w:val="000000"/>
+          <w:sz w:val="21"/>
+        </w:rPr>
+        <w:t>服务器可以理解为一台一直开机、别人能通过网址访问的远程电脑。当前方案使用 Docker 装应用，用 Nginx 接收浏览器请求；程序内部仍是同一个 HTML 前端和 FastAPI 后端。</w:t>
+      </w:r>
+    </w:p>
+    <w:p>
+      <w:pPr>
+        <w:pStyle w:val="ListNumber"/>
+        <w:numPr>
+          <w:ilvl w:val="0"/>
+          <w:numId w:val="12"/>
+        </w:numPr>
+      </w:pPr>
+      <w:r>
+        <w:rPr>
+          <w:rFonts w:ascii="Microsoft YaHei" w:hAnsi="Microsoft YaHei" w:eastAsia="Microsoft YaHei"/>
+          <w:b w:val="0"/>
+          <w:color w:val="000000"/>
+          <w:sz w:val="21"/>
+        </w:rPr>
+        <w:t>先在自己电脑确认测试通过，把当前修改提交到 Git。</w:t>
+      </w:r>
+    </w:p>
+    <w:p>
+      <w:pPr>
+        <w:pStyle w:val="ListNumber"/>
+        <w:numPr>
+          <w:ilvl w:val="0"/>
+          <w:numId w:val="12"/>
+        </w:numPr>
+      </w:pPr>
+      <w:r>
+        <w:rPr>
+          <w:rFonts w:ascii="Microsoft YaHei" w:hAnsi="Microsoft YaHei" w:eastAsia="Microsoft YaHei"/>
+          <w:b w:val="0"/>
+          <w:color w:val="000000"/>
+          <w:sz w:val="21"/>
+        </w:rPr>
+        <w:t>在项目目录生成 agent-platform.zip。Git archive 只打包已经提交的项目文件，不会把 .env、.venv 和本地数据库装进去。</w:t>
+      </w:r>
+    </w:p>
+    <w:p>
+      <w:pPr>
+        <w:pStyle w:val="ListNumber"/>
+        <w:numPr>
+          <w:ilvl w:val="0"/>
+          <w:numId w:val="12"/>
+        </w:numPr>
+      </w:pPr>
+      <w:r>
+        <w:rPr>
+          <w:rFonts w:ascii="Microsoft YaHei" w:hAnsi="Microsoft YaHei" w:eastAsia="Microsoft YaHei"/>
+          <w:b w:val="0"/>
+          <w:color w:val="000000"/>
+          <w:sz w:val="21"/>
+        </w:rPr>
+        <w:t>在阿里云远程连接页面把压缩包上传到服务器 /tmp。</w:t>
+      </w:r>
+    </w:p>
+    <w:p>
+      <w:pPr>
+        <w:pStyle w:val="ListNumber"/>
+        <w:numPr>
+          <w:ilvl w:val="0"/>
+          <w:numId w:val="12"/>
+        </w:numPr>
+      </w:pPr>
+      <w:r>
+        <w:rPr>
+          <w:rFonts w:ascii="Microsoft YaHei" w:hAnsi="Microsoft YaHei" w:eastAsia="Microsoft YaHei"/>
+          <w:b w:val="0"/>
+          <w:color w:val="000000"/>
+          <w:sz w:val="21"/>
+        </w:rPr>
+        <w:t>第一次安装使用 deploy/install_demo.sh，并传入公网 IP 或域名。</w:t>
+      </w:r>
+    </w:p>
+    <w:p>
+      <w:pPr>
+        <w:pStyle w:val="ListNumber"/>
+        <w:numPr>
+          <w:ilvl w:val="0"/>
+          <w:numId w:val="12"/>
+        </w:numPr>
+      </w:pPr>
+      <w:r>
+        <w:rPr>
+          <w:rFonts w:ascii="Microsoft YaHei" w:hAnsi="Microsoft YaHei" w:eastAsia="Microsoft YaHei"/>
+          <w:b w:val="0"/>
+          <w:color w:val="000000"/>
+          <w:sz w:val="21"/>
+        </w:rPr>
+        <w:t>以后更新先运行 sudo agent-platform-backup，再上传新版压缩包并重新执行同一安装命令。服务器账号、密钥和数据库会保留。</w:t>
+      </w:r>
+    </w:p>
+    <w:p>
+      <w:pPr>
+        <w:pStyle w:val="ListNumber"/>
+        <w:numPr>
+          <w:ilvl w:val="0"/>
+          <w:numId w:val="12"/>
+        </w:numPr>
+      </w:pPr>
+      <w:r>
+        <w:rPr>
+          <w:rFonts w:ascii="Microsoft YaHei" w:hAnsi="Microsoft YaHei" w:eastAsia="Microsoft YaHei"/>
+          <w:b w:val="0"/>
+          <w:color w:val="000000"/>
+          <w:sz w:val="21"/>
+        </w:rPr>
+        <w:t>更新结束后访问网页并检查登录、行情、天气、样例分析和模拟盘；模拟盘仍然不会真实下单。</w:t>
+      </w:r>
+    </w:p>
+    <w:p>
+      <w:pPr>
+        <w:pStyle w:val="Heading1"/>
+      </w:pPr>
+      <w:r>
+        <w:t>第十四部分：你必须记住的边界</w:t>
       </w:r>
     </w:p>
     <w:p>
@@ -3221,6 +3416,24 @@
   </w:num>
   <w:num w:numId="9">
     <w:abstractNumId w:val="0"/>
+  </w:num>
+  <w:num w:numId="10">
+    <w:abstractNumId w:val="7"/>
+    <w:lvlOverride w:ilvl="0">
+      <w:startOverride w:val="1"/>
+    </w:lvlOverride>
+  </w:num>
+  <w:num w:numId="11">
+    <w:abstractNumId w:val="7"/>
+    <w:lvlOverride w:ilvl="0">
+      <w:startOverride w:val="1"/>
+    </w:lvlOverride>
+  </w:num>
+  <w:num w:numId="12">
+    <w:abstractNumId w:val="7"/>
+    <w:lvlOverride w:ilvl="0">
+      <w:startOverride w:val="1"/>
+    </w:lvlOverride>
   </w:num>
 </w:numbering>
 </file>

--- a/docs/项目小白说明文档.docx
+++ b/docs/项目小白说明文档.docx
@@ -56,7 +56,9 @@
             </w:tcBorders>
           </w:tcPr>
           <w:p>
-            <w:r/>
+            <w:r>
+              <w:t>当前事实：截至 2026-08-15：1663 项测试收集，1662 passed、1 skipped、0 failed；正式样本外 Sharpe 约 -0.337，未达到 0.5；真实行情模拟盘证据为 1/7 天。</w:t>
+            </w:r>
             <w:r>
               <w:rPr>
                 <w:rFonts w:ascii="Microsoft YaHei" w:hAnsi="Microsoft YaHei" w:eastAsia="Microsoft YaHei"/>
@@ -64,7 +66,6 @@
                 <w:color w:val="1F4E79"/>
                 <w:sz w:val="21"/>
               </w:rPr>
-              <w:t>当前事实：</w:t>
             </w:r>
             <w:r>
               <w:rPr>
@@ -73,7 +74,6 @@
                 <w:color w:val="000000"/>
                 <w:sz w:val="21"/>
               </w:rPr>
-              <w:t>截至 2026-08-14：1658 项测试收集，1657 passed、1 skipped、0 failed；正式样本外 Sharpe 约 -0.337，未达到 0.5；真实行情模拟盘证据为 1/7 天。</w:t>
             </w:r>
           </w:p>
         </w:tc>
@@ -1084,7 +1084,7 @@
           <w:color w:val="000000"/>
           <w:sz w:val="21"/>
         </w:rPr>
-        <w:t>Provider 提供数据。offline 时读取内置样例；联网时访问公开接口，并记录 source、data_status 和 updated_at。</w:t>
+        <w:t>Provider 提供数据。offline 时读取内置样例；联网时访问公开接口，并记录 source、data_status 和 updated_at。证券接口还会核对六位 A 股代码和返回标的是否一致，例如 600338 可以分析，660338 会明确提示无效，不会借用其他股票的数据。</w:t>
       </w:r>
     </w:p>
     <w:p>
@@ -1212,7 +1212,7 @@
           <w:color w:val="000000"/>
           <w:sz w:val="21"/>
         </w:rPr>
-        <w:t>天气功能使用 Open-Meteo 的公开接口。你输入省、市、区，例如“北京市—北京市—朝阳区”，系统先按区县单独检索，再按所属省市筛选，找不到时才回退到城市级。这样可以解释为什么区县名相同、城市名不同的问题。联网成功显示联网来源；样例模式显示样例来源，不能混用。</w:t>
+        <w:t>天气页面分为样例和联网两种来源。中国境内联网预报优先使用中国气象局 CMA-GRAPES，超出其可用时效后由 Open-Meteo Best Match 补全，每一天都会显示模型来源。区域按省、市、区选择；例如选择新疆维吾尔自治区后还必须选择乌鲁木齐市等具体城市，不能用一个省级坐标代表整个新疆。区县找不到精确候选时，系统先按所属省市约束并使用参考中心坐标，仍找不到才回退城市级，同时显示定位说明。</w:t>
       </w:r>
     </w:p>
     <w:p>
@@ -2637,7 +2637,9 @@
             <w:vAlign w:val="center"/>
           </w:tcPr>
           <w:p>
-            <w:r/>
+            <w:r>
+              <w:t>天气区域或模型不符合预期</w:t>
+            </w:r>
             <w:r>
               <w:rPr>
                 <w:rFonts w:ascii="Microsoft YaHei" w:hAnsi="Microsoft YaHei" w:eastAsia="Microsoft YaHei"/>
@@ -2645,7 +2647,6 @@
                 <w:color w:val="000000"/>
                 <w:sz w:val="18"/>
               </w:rPr>
-              <w:t>天气区县不对</w:t>
             </w:r>
           </w:p>
         </w:tc>
@@ -2664,7 +2665,9 @@
             <w:vAlign w:val="center"/>
           </w:tcPr>
           <w:p>
-            <w:r/>
+            <w:r>
+              <w:t>只选了省级区域、地名同名或模型时效不同</w:t>
+            </w:r>
             <w:r>
               <w:rPr>
                 <w:rFonts w:ascii="Microsoft YaHei" w:hAnsi="Microsoft YaHei" w:eastAsia="Microsoft YaHei"/>
@@ -2672,7 +2675,6 @@
                 <w:color w:val="000000"/>
                 <w:sz w:val="18"/>
               </w:rPr>
-              <w:t>地名命中城市级或同名地区</w:t>
             </w:r>
           </w:p>
         </w:tc>
@@ -2691,7 +2693,9 @@
             <w:vAlign w:val="center"/>
           </w:tcPr>
           <w:p>
-            <w:r/>
+            <w:r>
+              <w:t>选择具体城市和区县，查看定位说明及逐日模型来源</w:t>
+            </w:r>
             <w:r>
               <w:rPr>
                 <w:rFonts w:ascii="Microsoft YaHei" w:hAnsi="Microsoft YaHei" w:eastAsia="Microsoft YaHei"/>
@@ -2699,7 +2703,6 @@
                 <w:color w:val="000000"/>
                 <w:sz w:val="18"/>
               </w:rPr>
-              <w:t>填写省、市、区，查看回退原因</w:t>
             </w:r>
           </w:p>
         </w:tc>
@@ -3098,7 +3101,7 @@
           <w:color w:val="000000"/>
           <w:sz w:val="21"/>
         </w:rPr>
-        <w:t>更新结束后访问网页并检查登录、行情、天气、样例分析和模拟盘；模拟盘仍然不会真实下单。</w:t>
+        <w:t>更新结束后访问网页并检查登录、行情、天气、样例分析和模拟盘；模拟盘仍然不会真实下单。2026-08-15 已在 Ubuntu 服务器完成新版部署验收：Docker 容器 healthy，/health 与 /ready 正常，Nginx 页面可访问，原账号、密钥和业务数据库保留。</w:t>
       </w:r>
     </w:p>
     <w:p>

--- a/docs/项目小白说明文档.docx
+++ b/docs/项目小白说明文档.docx
@@ -57,7 +57,7 @@
           </w:tcPr>
           <w:p>
             <w:r>
-              <w:t>当前事实：截至 2026-08-15：1663 项测试收集，1662 passed、1 skipped、0 failed；正式样本外 Sharpe 约 -0.337，未达到 0.5；真实行情模拟盘证据为 1/7 天。</w:t>
+              <w:t>当前事实：截至 2026-08-15：1667 项测试收集，1666 passed、1 skipped、0 failed；正式样本外 Sharpe 约 -0.337，未达到 0.5；真实行情模拟盘证据为 1/7 天。</w:t>
             </w:r>
             <w:r>
               <w:rPr>
